--- a/assets/resumes/yo-tenra-zh-projects.docx
+++ b/assets/resumes/yo-tenra-zh-projects.docx
@@ -27,7 +27,7 @@
             <w:rStyle w:val="Hyperlink"/>
             <w:color w:val="333333"/>
           </w:rPr>
-          <w:t>1@yotenra.com</w:t>
+          <w:t>yotenra.com</w:t>
         </w:r>
       </w:hyperlink>
       <w:r>
@@ -35,19 +35,6 @@
         <w:t xml:space="preserve">　</w:t>
       </w:r>
       <w:hyperlink r:id="rId10">
-        <w:r>
-          <w:rPr>
-            <w:rStyle w:val="Hyperlink"/>
-            <w:color w:val="333333"/>
-          </w:rPr>
-          <w:t>yotenra.com</w:t>
-        </w:r>
-      </w:hyperlink>
-      <w:r>
-        <w:rPr/>
-        <w:t xml:space="preserve">　</w:t>
-      </w:r>
-      <w:hyperlink r:id="rId11">
         <w:r>
           <w:rPr>
             <w:rStyle w:val="Hyperlink"/>
@@ -104,7 +91,7 @@
         <w:rPr/>
         <w:t xml:space="preserve">2026.02–03　</w:t>
       </w:r>
-      <w:hyperlink r:id="rId12">
+      <w:hyperlink r:id="rId11">
         <w:r>
           <w:rPr>
             <w:rStyle w:val="Hyperlink"/>
@@ -117,7 +104,7 @@
     <w:p>
       <w:r>
         <w:rPr/>
-        <w:t>新闻里有企业合作线索，网络分析却需要整理好的关系数据。我把重复的数据准备做成网页流程：上传新闻文件、设置参数，再下载关系数据与矩阵。已处理过的名称通过本地匹配和缓存复用，只把未解决的部分交给模型。项目以 AI 辅助开发完成。</w:t>
+        <w:t>新闻里有企业合作线索，网络分析却需要整理好的关系数据。我把重复的数据准备做成网页流程：上传新闻文件、设置参数，再下载关系数据与矩阵。已处理过的名称通过本地匹配和缓存复用，只把未解决的部分交给模型。这是我从需求到部署完整推进的第一个开发项目：向Gemini、ChatGPT咨询代码方案，再自行整合与部署。</w:t>
       </w:r>
     </w:p>
     <w:p>
@@ -134,7 +121,7 @@
         <w:rPr/>
         <w:t xml:space="preserve">当前硕士研究　</w:t>
       </w:r>
-      <w:hyperlink r:id="rId13">
+      <w:hyperlink r:id="rId12">
         <w:r>
           <w:rPr>
             <w:rStyle w:val="Hyperlink"/>
@@ -147,7 +134,7 @@
     <w:p>
       <w:r>
         <w:rPr/>
-        <w:t>把依赖列表变成可以切换指标的网络图，让排名、节点和解释相互对应。演示包括 PyPI 709 个、Go 591 个样本节点，比较哪些包被直接依赖、哪些包连接网络不同部分；不把单一高排名直接当成选型结论。</w:t>
+        <w:t>把依赖列表变成可以切换指标的网络图，让排名、节点和解释相互对应。演示包括 PyPI 709 个、Go 591 个样本节点，比较哪些包被直接依赖、哪些包连接网络不同部分。</w:t>
       </w:r>
     </w:p>
     <w:p>
@@ -162,7 +149,7 @@
     <w:p>
       <w:r>
         <w:rPr/>
-        <w:t>OOTD 将单品、订单、搭配和穿着记录连起来，方便使用已有衣物；CalTracker 把原来的表格习惯做成饮食与体重记录工具；AWS Pass It 将三语题解与错题复习放进同一流程。我从自己的使用需求出发，借助 AI 调整功能，让下一次操作可以复用已有记录。</w:t>
+        <w:t>AWS Pass It支持7种AWS认证、按考试提供中日英题库、三语界面、模拟考分数预测、错题复习、术语解释与复制题目给AI；CalTracker用近期摄入和体重变化反推消耗，按减重目标计算每日摄入量，并记录身体尺寸；OOTD连接衣物、收纳格位、穿着记录与搭配，可查看每次穿着成本和未穿单品。三个Web应用均从本人日常需求出发，通过AI辅助实现并持续使用、改进。</w:t>
       </w:r>
     </w:p>
     <w:p>
@@ -185,12 +172,9 @@
       </w:r>
     </w:p>
     <w:p>
-      <w:pPr>
-        <w:keepNext/>
-      </w:pPr>
       <w:r>
         <w:rPr/>
-        <w:t>2026.04–现在</w:t>
+        <w:t>2026–现在</w:t>
       </w:r>
     </w:p>
     <w:p>
@@ -199,7 +183,7 @@
       </w:pPr>
       <w:r>
         <w:rPr/>
-        <w:t>参与企业信息抽取与质量改善，沿来源页面、日志和样本查找问题，再比较修改方案和结果。</w:t>
+        <w:t>参与企业信息抽取与质量改善，直接处理S3中供客户使用的生产数据并修改数据生产pipeline；三个月约320工时，提出并合并190个PR。</w:t>
       </w:r>
     </w:p>
     <w:p>
@@ -208,7 +192,7 @@
       </w:pPr>
       <w:r>
         <w:rPr/>
-        <w:t>要求 AI 解释取舍，安排反证与审查，从业务合理性提出问题；与同事配合准备数据修复、协调执行和核对结果。</w:t>
+        <w:t>将反复出现的修正写成可复用transform，并提交对应pipeline修正PR，减少同类问题复发。经dry-run、备份后本人执行生产修正并后检；其中后一个半月约180工时，解决38件任务。</w:t>
       </w:r>
     </w:p>
     <w:p>
@@ -217,7 +201,16 @@
       </w:pPr>
       <w:r>
         <w:rPr/>
-        <w:t>为自己建立数据库和可视化工作台，保存任务、近期记录、下一步及来源，让后续 AI 会话能够接续。</w:t>
+        <w:t>定义问题与目标，检查Claude调查与实现的业务合理性及风险；将验收标准、验证结果与作业记录留下，并建立自用数据库工作台供不同AI会话接续。</w:t>
+      </w:r>
+    </w:p>
+    <w:p>
+      <w:pPr>
+        <w:pStyle w:val="ListBullet"/>
+      </w:pPr>
+      <w:r>
+        <w:rPr/>
+        <w:t>参与改善后，某一数据项精度从40%多到85%，数据覆盖率从30%多到75%（本人工作记录，2026年10月）。</w:t>
       </w:r>
     </w:p>
     <w:p>
@@ -330,17 +323,41 @@
     <w:p>
       <w:r>
         <w:rPr/>
-        <w:t>JLPT N1（2023.12）｜TOEIC L&amp;R 805（2022.08）｜BEC Higher C（2018.05）｜基本情報技術者（2024.05）。普通话、粤语为母语。</w:t>
+        <w:t>AWS Certified AI Practitioner（AIF，2026）；AWS Certified Cloud Practitioner（CLF，2026）；AWS Certified Solutions Architect – Associate（SAA，2026）｜JLPT N1（2023.12）｜TOEIC L&amp;R 805（2022.08）｜BEC Higher C（2018.05）｜基本情報技術者（2024.05）。普通话、粤语为母语。</w:t>
       </w:r>
     </w:p>
     <w:p>
       <w:r>
         <w:rPr/>
-        <w:t>有使用 Python、SQL、Git 的 AI 辅助开发经验，能理解部分代码并作局部修改。在读期间求职，也接受毕业后入职，具体时间可协商。</w:t>
+        <w:t>有使用 Python、SQL、Git 的 AI 辅助开发经验，能理解部分代码并作局部修改。优先2027年10月入职，也接受2028年4月。</w:t>
       </w:r>
     </w:p>
+    <w:p>
+      <w:hyperlink r:id="rId13">
+        <w:r>
+          <w:rPr>
+            <w:rStyle w:val="Hyperlink"/>
+            <w:color w:val="333333"/>
+          </w:rPr>
+          <w:t>最难的开发经验</w:t>
+        </w:r>
+      </w:hyperlink>
+      <w:r>
+        <w:rPr/>
+        <w:t xml:space="preserve"> · </w:t>
+      </w:r>
+      <w:hyperlink r:id="rId14">
+        <w:r>
+          <w:rPr>
+            <w:rStyle w:val="Hyperlink"/>
+            <w:color w:val="333333"/>
+          </w:rPr>
+          <w:t>项目功能与交互演示</w:t>
+        </w:r>
+      </w:hyperlink>
+    </w:p>
     <w:sectPr>
-      <w:footerReference w:type="default" r:id="rId14"/>
+      <w:footerReference w:type="default" r:id="rId15"/>
       <w:pgSz w:w="12240" w:h="15840"/>
       <w:pgMar w:top="922" w:right="1080" w:bottom="922" w:left="1080" w:header="720" w:footer="510" w:gutter="0"/>
       <w:cols w:space="720"/>
@@ -360,7 +377,7 @@
     <w:r>
       <w:rPr>
         <w:rFonts w:ascii="Arial" w:hAnsi="Arial" w:eastAsia="Noto Sans CJK SC" w:cs="Arial"/>
-        <w:color w:val="191919"/>
+        <w:color w:val="000000"/>
         <w:sz w:val="18"/>
       </w:rPr>
       <w:t xml:space="preserve">楊 天楽  |  </w:t>
@@ -735,11 +752,11 @@
     <w:rsid w:val="00FC693F"/>
     <w:pPr>
       <w:widowControl/>
-      <w:spacing w:after="80" w:line="310" w:lineRule="exact"/>
+      <w:spacing w:after="60" w:line="300" w:lineRule="exact"/>
     </w:pPr>
     <w:rPr>
       <w:rFonts w:ascii="Arial" w:hAnsi="Arial" w:eastAsia="Noto Sans CJK SC" w:cs="Arial"/>
-      <w:color w:val="191919"/>
+      <w:color w:val="000000"/>
       <w:sz w:val="22"/>
     </w:rPr>
   </w:style>
@@ -798,14 +815,14 @@
     <w:pPr>
       <w:keepNext/>
       <w:keepLines/>
-      <w:spacing w:before="220" w:after="100" w:line="370" w:lineRule="exact"/>
+      <w:spacing w:before="160" w:after="80" w:line="370" w:lineRule="exact"/>
       <w:outlineLvl w:val="0"/>
     </w:pPr>
     <w:rPr>
       <w:rFonts w:ascii="Arial" w:hAnsi="Arial" w:eastAsia="Noto Sans CJK SC" w:cs="Arial"/>
       <w:b/>
       <w:bCs/>
-      <w:color w:val="191919"/>
+      <w:color w:val="000000"/>
       <w:sz w:val="27"/>
       <w:szCs w:val="28"/>
     </w:rPr>
@@ -822,14 +839,14 @@
     <w:pPr>
       <w:keepNext/>
       <w:keepLines/>
-      <w:spacing w:before="160" w:after="60" w:line="330" w:lineRule="exact"/>
+      <w:spacing w:before="120" w:after="60" w:line="330" w:lineRule="exact"/>
       <w:outlineLvl w:val="1"/>
     </w:pPr>
     <w:rPr>
       <w:rFonts w:ascii="Arial" w:hAnsi="Arial" w:eastAsia="Noto Sans CJK SC" w:cs="Arial"/>
       <w:b/>
       <w:bCs/>
-      <w:color w:val="191919"/>
+      <w:color w:val="000000"/>
       <w:sz w:val="23"/>
       <w:szCs w:val="26"/>
     </w:rPr>
@@ -1092,7 +1109,7 @@
     <w:rPr>
       <w:rFonts w:ascii="Arial" w:hAnsi="Arial" w:eastAsia="Noto Sans CJK SC" w:cs="Arial"/>
       <w:b/>
-      <w:color w:val="191919"/>
+      <w:color w:val="000000"/>
       <w:spacing w:val="5"/>
       <w:kern w:val="28"/>
       <w:sz w:val="50"/>
@@ -1131,7 +1148,7 @@
       <w:rFonts w:ascii="Arial" w:hAnsi="Arial" w:eastAsia="Noto Sans CJK SC" w:cs="Arial"/>
       <w:i/>
       <w:iCs/>
-      <w:color w:val="191919"/>
+      <w:color w:val="000000"/>
       <w:spacing w:val="15"/>
       <w:sz w:val="22"/>
       <w:szCs w:val="24"/>
@@ -1269,13 +1286,13 @@
       <w:numPr>
         <w:numId w:val="1"/>
       </w:numPr>
-      <w:spacing w:after="80" w:line="310" w:lineRule="exact"/>
+      <w:spacing w:after="60" w:line="300" w:lineRule="exact"/>
       <w:ind w:left="227" w:hanging="170"/>
       <w:contextualSpacing/>
     </w:pPr>
     <w:rPr>
       <w:rFonts w:ascii="Arial" w:hAnsi="Arial" w:eastAsia="Noto Sans CJK SC" w:cs="Arial"/>
-      <w:color w:val="191919"/>
+      <w:color w:val="000000"/>
       <w:sz w:val="22"/>
     </w:rPr>
   </w:style>

--- a/assets/resumes/yo-tenra-zh-projects.docx
+++ b/assets/resumes/yo-tenra-zh-projects.docx
@@ -25,7 +25,8 @@
         <w:r>
           <w:rPr>
             <w:rStyle w:val="Hyperlink"/>
-            <w:color w:val="333333"/>
+            <w:color w:val="0563C1"/>
+            <w:u w:val="single"/>
           </w:rPr>
           <w:t>yotenra.com</w:t>
         </w:r>
@@ -38,7 +39,8 @@
         <w:r>
           <w:rPr>
             <w:rStyle w:val="Hyperlink"/>
-            <w:color w:val="333333"/>
+            <w:color w:val="0563C1"/>
+            <w:u w:val="single"/>
           </w:rPr>
           <w:t>GitHub</w:t>
         </w:r>
@@ -95,7 +97,8 @@
         <w:r>
           <w:rPr>
             <w:rStyle w:val="Hyperlink"/>
-            <w:color w:val="333333"/>
+            <w:color w:val="0563C1"/>
+            <w:u w:val="single"/>
           </w:rPr>
           <w:t>源码</w:t>
         </w:r>
@@ -125,7 +128,8 @@
         <w:r>
           <w:rPr>
             <w:rStyle w:val="Hyperlink"/>
-            <w:color w:val="333333"/>
+            <w:color w:val="0563C1"/>
+            <w:u w:val="single"/>
           </w:rPr>
           <w:t>交互演示</w:t>
         </w:r>
@@ -321,9 +325,33 @@
       </w:r>
     </w:p>
     <w:p>
+      <w:pPr>
+        <w:keepLines/>
+      </w:pPr>
       <w:r>
         <w:rPr/>
-        <w:t>AWS Certified AI Practitioner（AIF，2026）；AWS Certified Cloud Practitioner（CLF，2026）；AWS Certified Solutions Architect – Associate（SAA，2026）｜JLPT N1（2023.12）｜TOEIC L&amp;R 805（2022.08）｜BEC Higher C（2018.05）｜基本情報技術者（2024.05）。普通话、粤语为母语。</w:t>
+        <w:t>AWS Certified AI Practitioner（AIF，2026）；</w:t>
+      </w:r>
+      <w:r>
+        <w:br/>
+      </w:r>
+      <w:r>
+        <w:rPr/>
+        <w:t>AWS Certified Cloud Practitioner（CLF，2026）；</w:t>
+      </w:r>
+      <w:r>
+        <w:br/>
+      </w:r>
+      <w:r>
+        <w:rPr/>
+        <w:t>AWS Certified Solutions Architect – Associate（SAA，2026）｜</w:t>
+      </w:r>
+      <w:r>
+        <w:br/>
+      </w:r>
+      <w:r>
+        <w:rPr/>
+        <w:t>JLPT N1（2023.12）｜TOEIC L&amp;R 805（2022.08）｜BEC Higher C（2018.05）｜基本情報技術者（2024.05）。普通话、粤语为母语。</w:t>
       </w:r>
     </w:p>
     <w:p>
@@ -337,7 +365,8 @@
         <w:r>
           <w:rPr>
             <w:rStyle w:val="Hyperlink"/>
-            <w:color w:val="333333"/>
+            <w:color w:val="0563C1"/>
+            <w:u w:val="single"/>
           </w:rPr>
           <w:t>最难的开发经验</w:t>
         </w:r>
@@ -350,7 +379,8 @@
         <w:r>
           <w:rPr>
             <w:rStyle w:val="Hyperlink"/>
-            <w:color w:val="333333"/>
+            <w:color w:val="0563C1"/>
+            <w:u w:val="single"/>
           </w:rPr>
           <w:t>项目功能与交互演示</w:t>
         </w:r>

--- a/assets/resumes/yo-tenra-zh-projects.docx
+++ b/assets/resumes/yo-tenra-zh-projects.docx
@@ -260,29 +260,30 @@
       </w:r>
     </w:p>
     <w:p>
+      <w:pPr>
+        <w:pStyle w:val="ListBullet"/>
+      </w:pPr>
       <w:r>
         <w:rPr/>
-        <w:t xml:space="preserve">经营游戏内物品、货币交易与咨询业务，累计营收约人民币 </w:t>
+        <w:t>面向中文韩服玩家，用数学期望与投入产出分析提出具体玩法和消费方案，参与攻略图、PDF、文字、视频及攻略网站制作，向订阅攻略信息的用户持续交付。</w:t>
       </w:r>
-      <w:r>
-        <w:rPr>
-          <w:b/>
-        </w:rPr>
-        <w:t>1,500 万元</w:t>
-      </w:r>
+    </w:p>
+    <w:p>
+      <w:pPr>
+        <w:pStyle w:val="ListBullet"/>
+      </w:pPr>
       <w:r>
         <w:rPr/>
-        <w:t xml:space="preserve">，服务 </w:t>
+        <w:t>经营交易、支付协助与咨询服务，累计服务2,000+去重客户，内容累计播放约50万；高峰期聘用约3名实习生并组织客服分工。</w:t>
       </w:r>
-      <w:r>
-        <w:rPr>
-          <w:b/>
-        </w:rPr>
-        <w:t>2,000+ 名去重客户</w:t>
-      </w:r>
+    </w:p>
+    <w:p>
+      <w:pPr>
+        <w:pStyle w:val="ListBullet"/>
+      </w:pPr>
       <w:r>
         <w:rPr/>
-        <w:t>。用视频、攻略和活动分析帮助客户比较选择，并整理服务流程、组织客服分工。</w:t>
+        <w:t>累计客户收款约人民币1,500万元，包含用于执行代付的款项；累计毛利超过300万元，已扣礼品卡／充值执行成本，未扣人员和其他经营开支；累计净利润约250万元（估算）。</w:t>
       </w:r>
     </w:p>
     <w:p>
@@ -291,7 +292,7 @@
       </w:pPr>
       <w:r>
         <w:rPr/>
-        <w:t>Holly Travel Int. Travel Agency　总经理助理</w:t>
+        <w:t>Holly Travel Int. Travel Agency　总经理助理（CEO直属，业务需求与研发协调）</w:t>
       </w:r>
     </w:p>
     <w:p>
@@ -304,9 +305,30 @@
       </w:r>
     </w:p>
     <w:p>
+      <w:pPr>
+        <w:pStyle w:val="ListBullet"/>
+      </w:pPr>
       <w:r>
         <w:rPr/>
-        <w:t>调研财务和业务需求、撰写需求文档，与研发讨论方案和排期，跟进测试、培训和反馈。参与供应商与分销商 API/库存、动态定价与库存、人员绩效三个模块；另有海外协作与新人培训经历。</w:t>
+        <w:t>观察一线调价操作，与业务和约5–10名研发成员沟通实现范围及难度，确定可用、可实现的UI方案，制作demo与需求文档。</w:t>
+      </w:r>
+    </w:p>
+    <w:p>
+      <w:pPr>
+        <w:pStyle w:val="ListBullet"/>
+      </w:pPr>
+      <w:r>
+        <w:rPr/>
+        <w:t>用甘特图、任务依赖及工时成本跟进开发，比较满足同一业务目标的替代做法，跟进测试、修改和使用培训。</w:t>
+      </w:r>
+    </w:p>
+    <w:p>
+      <w:pPr>
+        <w:pStyle w:val="ListBullet"/>
+      </w:pPr>
+      <w:r>
+        <w:rPr/>
+        <w:t>参与酒店预订／分销、上下游接口及内部财务／绩效奖金计算系统的业务需求整理。</w:t>
       </w:r>
     </w:p>
     <w:p>
